--- a/templates/7.1_项目建设总结.docx
+++ b/templates/7.1_项目建设总结.docx
@@ -26,7 +26,7 @@
           <w:sz w:val="21"/>
           <w:sz w:val="21"/>
         </w:rPr>
-        <w:t xml:space="preserve">项目名称：×××</w:t>
+        <w:t xml:space="preserve">XXX项目情况简介</w:t>
       </w:r>
     </w:p>
     <w:p>
